--- a/zht/docx/012.content.docx
+++ b/zht/docx/012.content.docx
@@ -381,18 +381,12 @@
           <w:lang w:val="zh_TW" w:bidi="zh_TW"/>
         </w:rPr>
       </w:r>
-      <w:hyperlink r:id="rId13">
-        <w:r>
-          <w:rPr>
-            <w:lang w:val="zh_TW" w:bidi="zh_TW"/>
-          </w:rPr>
-          <w:rPr>
-            <w:color w:val="0000EE"/>
-            <w:u w:val="single"/>
-          </w:rPr>
-          <w:t>撒母耳記上3:20</w:t>
-        </w:r>
-      </w:hyperlink>
+      <w:r>
+        <w:rPr>
+          <w:lang w:val="zh_TW" w:bidi="zh_TW"/>
+        </w:rPr>
+        <w:t>撒母耳記上3:20</w:t>
+      </w:r>
     </w:p>
     <w:p>
       <w:pPr>
@@ -405,18 +399,12 @@
           <w:lang w:val="zh_TW" w:bidi="zh_TW"/>
         </w:rPr>
       </w:r>
-      <w:hyperlink r:id="rId14">
-        <w:r>
-          <w:rPr>
-            <w:lang w:val="zh_TW" w:bidi="zh_TW"/>
-          </w:rPr>
-          <w:rPr>
-            <w:color w:val="0000EE"/>
-            <w:u w:val="single"/>
-          </w:rPr>
-          <w:t>撒母耳記下17:11</w:t>
-        </w:r>
-      </w:hyperlink>
+      <w:r>
+        <w:rPr>
+          <w:lang w:val="zh_TW" w:bidi="zh_TW"/>
+        </w:rPr>
+        <w:t>撒母耳記下17:11</w:t>
+      </w:r>
     </w:p>
     <w:p>
       <w:pPr>
@@ -429,18 +417,12 @@
           <w:lang w:val="zh_TW" w:bidi="zh_TW"/>
         </w:rPr>
       </w:r>
-      <w:hyperlink r:id="rId15">
-        <w:r>
-          <w:rPr>
-            <w:lang w:val="zh_TW" w:bidi="zh_TW"/>
-          </w:rPr>
-          <w:rPr>
-            <w:color w:val="0000EE"/>
-            <w:u w:val="single"/>
-          </w:rPr>
-          <w:t>創世記21:14</w:t>
-        </w:r>
-      </w:hyperlink>
+      <w:r>
+        <w:rPr>
+          <w:lang w:val="zh_TW" w:bidi="zh_TW"/>
+        </w:rPr>
+        <w:t>創世記21:14</w:t>
+      </w:r>
     </w:p>
     <w:p>
       <w:pPr>
@@ -453,18 +435,12 @@
           <w:lang w:val="zh_TW" w:bidi="zh_TW"/>
         </w:rPr>
       </w:r>
-      <w:hyperlink r:id="rId16">
-        <w:r>
-          <w:rPr>
-            <w:lang w:val="zh_TW" w:bidi="zh_TW"/>
-          </w:rPr>
-          <w:rPr>
-            <w:color w:val="0000EE"/>
-            <w:u w:val="single"/>
-          </w:rPr>
-          <w:t>創世記21:31</w:t>
-        </w:r>
-      </w:hyperlink>
+      <w:r>
+        <w:rPr>
+          <w:lang w:val="zh_TW" w:bidi="zh_TW"/>
+        </w:rPr>
+        <w:t>創世記21:31</w:t>
+      </w:r>
     </w:p>
     <w:p>
       <w:pPr>
@@ -477,18 +453,12 @@
           <w:lang w:val="zh_TW" w:bidi="zh_TW"/>
         </w:rPr>
       </w:r>
-      <w:hyperlink r:id="rId17">
-        <w:r>
-          <w:rPr>
-            <w:lang w:val="zh_TW" w:bidi="zh_TW"/>
-          </w:rPr>
-          <w:rPr>
-            <w:color w:val="0000EE"/>
-            <w:u w:val="single"/>
-          </w:rPr>
-          <w:t>創世記46:1</w:t>
-        </w:r>
-      </w:hyperlink>
+      <w:r>
+        <w:rPr>
+          <w:lang w:val="zh_TW" w:bidi="zh_TW"/>
+        </w:rPr>
+        <w:t>創世記46:1</w:t>
+      </w:r>
     </w:p>
     <w:p>
       <w:pPr>
@@ -501,18 +471,12 @@
           <w:lang w:val="zh_TW" w:bidi="zh_TW"/>
         </w:rPr>
       </w:r>
-      <w:hyperlink r:id="rId18">
-        <w:r>
-          <w:rPr>
-            <w:lang w:val="zh_TW" w:bidi="zh_TW"/>
-          </w:rPr>
-          <w:rPr>
-            <w:color w:val="0000EE"/>
-            <w:u w:val="single"/>
-          </w:rPr>
-          <w:t>尼希米記11:30</w:t>
-        </w:r>
-      </w:hyperlink>
+      <w:r>
+        <w:rPr>
+          <w:lang w:val="zh_TW" w:bidi="zh_TW"/>
+        </w:rPr>
+        <w:t>尼希米記11:30</w:t>
+      </w:r>
     </w:p>
     <w:p>
       <w:pPr>
@@ -742,18 +706,12 @@
           <w:lang w:val="zh_TW" w:bidi="zh_TW"/>
         </w:rPr>
       </w:r>
-      <w:hyperlink r:id="rId19">
-        <w:r>
-          <w:rPr>
-            <w:lang w:val="zh_TW" w:bidi="zh_TW"/>
-          </w:rPr>
-          <w:rPr>
-            <w:color w:val="0000EE"/>
-            <w:u w:val="single"/>
-          </w:rPr>
-          <w:t>路加福音11:15</w:t>
-        </w:r>
-      </w:hyperlink>
+      <w:r>
+        <w:rPr>
+          <w:lang w:val="zh_TW" w:bidi="zh_TW"/>
+        </w:rPr>
+        <w:t>路加福音11:15</w:t>
+      </w:r>
     </w:p>
     <w:p>
       <w:pPr>
@@ -766,18 +724,12 @@
           <w:lang w:val="zh_TW" w:bidi="zh_TW"/>
         </w:rPr>
       </w:r>
-      <w:hyperlink r:id="rId20">
-        <w:r>
-          <w:rPr>
-            <w:lang w:val="zh_TW" w:bidi="zh_TW"/>
-          </w:rPr>
-          <w:rPr>
-            <w:color w:val="0000EE"/>
-            <w:u w:val="single"/>
-          </w:rPr>
-          <w:t>馬可福音3:22</w:t>
-        </w:r>
-      </w:hyperlink>
+      <w:r>
+        <w:rPr>
+          <w:lang w:val="zh_TW" w:bidi="zh_TW"/>
+        </w:rPr>
+        <w:t>馬可福音3:22</w:t>
+      </w:r>
     </w:p>
     <w:p>
       <w:pPr>
@@ -790,18 +742,12 @@
           <w:lang w:val="zh_TW" w:bidi="zh_TW"/>
         </w:rPr>
       </w:r>
-      <w:hyperlink r:id="rId21">
-        <w:r>
-          <w:rPr>
-            <w:lang w:val="zh_TW" w:bidi="zh_TW"/>
-          </w:rPr>
-          <w:rPr>
-            <w:color w:val="0000EE"/>
-            <w:u w:val="single"/>
-          </w:rPr>
-          <w:t>馬太福音10:25</w:t>
-        </w:r>
-      </w:hyperlink>
+      <w:r>
+        <w:rPr>
+          <w:lang w:val="zh_TW" w:bidi="zh_TW"/>
+        </w:rPr>
+        <w:t>馬太福音10:25</w:t>
+      </w:r>
     </w:p>
     <w:p>
       <w:pPr>
@@ -814,18 +760,12 @@
           <w:lang w:val="zh_TW" w:bidi="zh_TW"/>
         </w:rPr>
       </w:r>
-      <w:hyperlink r:id="rId22">
-        <w:r>
-          <w:rPr>
-            <w:lang w:val="zh_TW" w:bidi="zh_TW"/>
-          </w:rPr>
-          <w:rPr>
-            <w:color w:val="0000EE"/>
-            <w:u w:val="single"/>
-          </w:rPr>
-          <w:t>馬太福音12:25</w:t>
-        </w:r>
-      </w:hyperlink>
+      <w:r>
+        <w:rPr>
+          <w:lang w:val="zh_TW" w:bidi="zh_TW"/>
+        </w:rPr>
+        <w:t>馬太福音12:25</w:t>
+      </w:r>
     </w:p>
     <w:p>
       <w:pPr>
